--- a/DAO/2026-ONEN-MOBILIERS-SCOLAIRES/docx/01_PAGE_DE_GARDE.docx
+++ b/DAO/2026-ONEN-MOBILIERS-SCOLAIRES/docx/01_PAGE_DE_GARDE.docx
@@ -8,77 +8,124 @@
       </w:pPr>
       <w:r/>
       <w:r>
-        <w:t>PAGE DE GARDE</w:t>
-      </w:r>
-    </w:p>
-    <w:p>
-      <w:r>
-        <w:rPr>
-          <w:i/>
-        </w:rPr>
-        <w:t>(à imprimer sur papier à en-tête MERCURE SARL)</w:t>
+        <w:t>PIÈCE N° 1 — PAGE DE GARDE</w:t>
       </w:r>
     </w:p>
     <w:p>
       <w:pPr>
-        <w:jc w:val="center"/>
+        <w:pStyle w:val="IntenseQuote"/>
       </w:pPr>
       <w:r>
-        <w:rPr>
-          <w:color w:val="999999"/>
-        </w:rPr>
-        <w:t>____________________________________________________________</w:t>
+        <w:t>**La page de garde est fournie en version imprimable (PDF), au format habituel de</w:t>
       </w:r>
     </w:p>
     <w:p>
+      <w:pPr>
+        <w:pStyle w:val="IntenseQuote"/>
+      </w:pPr>
+      <w:r>
+        <w:t>MERCURE SARL :**</w:t>
+      </w:r>
+    </w:p>
+    <w:p>
+      <w:pPr>
+        <w:pStyle w:val="IntenseQuote"/>
+      </w:pPr>
+      <w:r>
+        <w:t xml:space="preserve">- </w:t>
+      </w:r>
+      <w:r>
+        <w:rPr>
+          <w:rFonts w:ascii="Consolas" w:hAnsi="Consolas"/>
+        </w:rPr>
+        <w:t>PAGE_DE_GARDE_technique.pdf</w:t>
+      </w:r>
+      <w:r>
+        <w:t xml:space="preserve"> → à placer </w:t>
+      </w:r>
       <w:r>
         <w:rPr>
           <w:b/>
         </w:rPr>
-        <w:t>RÉPUBLIQUE DU NIGER</w:t>
+        <w:t>en tête de l'ENVELOPPE A</w:t>
+      </w:r>
+      <w:r>
+        <w:t>, avant le sommaire ;</w:t>
       </w:r>
     </w:p>
     <w:p>
+      <w:pPr>
+        <w:pStyle w:val="IntenseQuote"/>
+      </w:pPr>
+      <w:r>
+        <w:t xml:space="preserve">- </w:t>
+      </w:r>
+      <w:r>
+        <w:rPr>
+          <w:rFonts w:ascii="Consolas" w:hAnsi="Consolas"/>
+        </w:rPr>
+        <w:t>PAGE_DE_GARDE_financiere.pdf</w:t>
+      </w:r>
+      <w:r>
+        <w:t xml:space="preserve"> → à placer </w:t>
+      </w:r>
       <w:r>
         <w:rPr>
           <w:b/>
         </w:rPr>
-        <w:t>MERCURE SARL</w:t>
-      </w:r>
-    </w:p>
-    <w:p>
-      <w:r>
-        <w:rPr>
-          <w:i/>
-        </w:rPr>
-        <w:t>Librairie – Papeterie – Informatique – Bureautique – Installation Réseau – Meuble de Bureau – Électroménager – Quincaillerie</w:t>
+        <w:t>en tête de l'ENVELOPPE B</w:t>
       </w:r>
       <w:r>
-        <w:t xml:space="preserve"> Depuis 1989</w:t>
-      </w:r>
-    </w:p>
-    <w:p>
-      <w:r>
-        <w:t>41, Rue de la COPRO — BP : 11974 Niamey — Niger Tél. : (+227) 20 73 40 29 / 20 73 57 23 — Fax : (+227) 20 73 37 04 Service technique : (+227) 96 66 46 33 E-mail : mercure.niamey@gmail.com — Site web : www.mercure-niamey.com</w:t>
-      </w:r>
-    </w:p>
-    <w:p>
-      <w:r>
-        <w:rPr>
-          <w:b/>
-        </w:rPr>
-        <w:t>RCCM : NI-NIM-2004-B-717 — NIF : 1392/R</w:t>
+        <w:t>.</w:t>
       </w:r>
     </w:p>
     <w:p>
       <w:pPr>
-        <w:jc w:val="center"/>
+        <w:pStyle w:val="IntenseQuote"/>
       </w:pPr>
       <w:r>
+        <w:t xml:space="preserve">Les fichiers sources modifiables se trouvent dans le dossier </w:t>
+      </w:r>
+      <w:r>
         <w:rPr>
-          <w:color w:val="999999"/>
+          <w:rFonts w:ascii="Consolas" w:hAnsi="Consolas"/>
         </w:rPr>
-        <w:t>____________________________________________________________</w:t>
+        <w:t>assets/</w:t>
+      </w:r>
+    </w:p>
+    <w:p>
+      <w:pPr>
+        <w:pStyle w:val="IntenseQuote"/>
+      </w:pPr>
+      <w:r>
+        <w:t>(</w:t>
+      </w:r>
+      <w:r>
+        <w:rPr>
+          <w:rFonts w:ascii="Consolas" w:hAnsi="Consolas"/>
+        </w:rPr>
+        <w:t>page_de_garde.html</w:t>
+      </w:r>
+      <w:r>
+        <w:t xml:space="preserve">, </w:t>
+      </w:r>
+      <w:r>
+        <w:rPr>
+          <w:rFonts w:ascii="Consolas" w:hAnsi="Consolas"/>
+        </w:rPr>
+        <w:t>entete_mercure.png</w:t>
+      </w:r>
+      <w:r>
+        <w:t xml:space="preserve">, </w:t>
+      </w:r>
+      <w:r>
+        <w:rPr>
+          <w:rFonts w:ascii="Consolas" w:hAnsi="Consolas"/>
+        </w:rPr>
+        <w:t>logo_onen.jpg</w:t>
+      </w:r>
+      <w:r>
+        <w:t>).</w:t>
       </w:r>
     </w:p>
     <w:p>
@@ -87,156 +134,335 @@
       </w:pPr>
       <w:r/>
       <w:r>
-        <w:t>OFFRE DE MERCURE SARL</w:t>
+        <w:t>Éléments repris de la maquette MERCURE SARL</w:t>
       </w:r>
     </w:p>
-    <w:p>
-      <w:pPr>
-        <w:pStyle w:val="Heading3"/>
-      </w:pPr>
-      <w:r/>
-      <w:r>
-        <w:t>APPEL D'OFFRES OUVERT N° 007/2026/ONEN/FONDATION STROMME/DO</w:t>
-      </w:r>
-    </w:p>
+    <w:tbl>
+      <w:tblPr>
+        <w:tblStyle w:val="TableGrid"/>
+        <w:tblW w:type="auto" w:w="0"/>
+        <w:tblLook w:firstColumn="1" w:firstRow="1" w:lastColumn="0" w:lastRow="0" w:noHBand="0" w:noVBand="1" w:val="04A0"/>
+      </w:tblPr>
+      <w:tblGrid>
+        <w:gridCol w:w="4873"/>
+        <w:gridCol w:w="4873"/>
+      </w:tblGrid>
+      <w:tr>
+        <w:tc>
+          <w:tcPr>
+            <w:tcW w:type="dxa" w:w="4873"/>
+          </w:tcPr>
+          <w:p>
+            <w:r>
+              <w:rPr>
+                <w:b/>
+              </w:rPr>
+            </w:r>
+            <w:r>
+              <w:rPr>
+                <w:b/>
+              </w:rPr>
+              <w:t>Zone</w:t>
+            </w:r>
+          </w:p>
+        </w:tc>
+        <w:tc>
+          <w:tcPr>
+            <w:tcW w:type="dxa" w:w="4873"/>
+          </w:tcPr>
+          <w:p>
+            <w:r>
+              <w:rPr>
+                <w:b/>
+              </w:rPr>
+            </w:r>
+            <w:r>
+              <w:rPr>
+                <w:b/>
+              </w:rPr>
+              <w:t>Contenu</w:t>
+            </w:r>
+          </w:p>
+        </w:tc>
+      </w:tr>
+      <w:tr>
+        <w:tc>
+          <w:tcPr>
+            <w:tcW w:type="dxa" w:w="4873"/>
+          </w:tcPr>
+          <w:p>
+            <w:r/>
+            <w:r>
+              <w:rPr>
+                <w:b/>
+              </w:rPr>
+              <w:t>En-tête</w:t>
+            </w:r>
+          </w:p>
+        </w:tc>
+        <w:tc>
+          <w:tcPr>
+            <w:tcW w:type="dxa" w:w="4873"/>
+          </w:tcPr>
+          <w:p>
+            <w:r/>
+            <w:r>
+              <w:t xml:space="preserve">Logo et en-tête MERCURE SARL (certifications Microsoft, Cisco, CompTIA), adresse 41 Rue de la COPRO, BP 11 974 Niamey, Tél. (227) 20 73 40 29 / 20 73 57 23, Fax (227) 20 73 37 04, </w:t>
+            </w:r>
+            <w:r>
+              <w:rPr>
+                <w:b/>
+              </w:rPr>
+              <w:t>E-mail : mercure.niger@gmail.com</w:t>
+            </w:r>
+            <w:r>
+              <w:t xml:space="preserve">, </w:t>
+            </w:r>
+            <w:r>
+              <w:rPr>
+                <w:b/>
+              </w:rPr>
+              <w:t>Site : www.mercure-sarl.org</w:t>
+            </w:r>
+            <w:r>
+              <w:t xml:space="preserve">, activités, </w:t>
+            </w:r>
+            <w:r>
+              <w:rPr>
+                <w:b/>
+              </w:rPr>
+              <w:t>RCCM : NI-NIM-2004-B 717 — NIF : 1392/R</w:t>
+            </w:r>
+          </w:p>
+        </w:tc>
+      </w:tr>
+      <w:tr>
+        <w:tc>
+          <w:tcPr>
+            <w:tcW w:type="dxa" w:w="4873"/>
+          </w:tcPr>
+          <w:p>
+            <w:r/>
+            <w:r>
+              <w:rPr>
+                <w:b/>
+              </w:rPr>
+              <w:t>Emblème du client</w:t>
+            </w:r>
+          </w:p>
+        </w:tc>
+        <w:tc>
+          <w:tcPr>
+            <w:tcW w:type="dxa" w:w="4873"/>
+          </w:tcPr>
+          <w:p>
+            <w:r/>
+            <w:r>
+              <w:rPr>
+                <w:b/>
+              </w:rPr>
+              <w:t>Logo de l'ONG ONEN</w:t>
+            </w:r>
+            <w:r>
+              <w:t xml:space="preserve"> (Organisation Nigérienne des Éducateurs Novateurs) </w:t>
+            </w:r>
+            <w:r>
+              <w:rPr>
+                <w:i/>
+              </w:rPr>
+              <w:t>(remplace le logo Helen Keller Intl de la maquette précédente)</w:t>
+            </w:r>
+          </w:p>
+        </w:tc>
+      </w:tr>
+      <w:tr>
+        <w:tc>
+          <w:tcPr>
+            <w:tcW w:type="dxa" w:w="4873"/>
+          </w:tcPr>
+          <w:p>
+            <w:r/>
+            <w:r>
+              <w:rPr>
+                <w:b/>
+              </w:rPr>
+              <w:t>Identification du client</w:t>
+            </w:r>
+          </w:p>
+        </w:tc>
+        <w:tc>
+          <w:tcPr>
+            <w:tcW w:type="dxa" w:w="4873"/>
+          </w:tcPr>
+          <w:p>
+            <w:r/>
+            <w:r>
+              <w:t>ONG – ONEN, Coordination Régionale de Dosso, BP : 2932 — Partenaire financier : Fondation Stromme Niger</w:t>
+            </w:r>
+          </w:p>
+        </w:tc>
+      </w:tr>
+      <w:tr>
+        <w:tc>
+          <w:tcPr>
+            <w:tcW w:type="dxa" w:w="4873"/>
+          </w:tcPr>
+          <w:p>
+            <w:r/>
+            <w:r>
+              <w:rPr>
+                <w:b/>
+              </w:rPr>
+              <w:t>Référence du DAO</w:t>
+            </w:r>
+          </w:p>
+        </w:tc>
+        <w:tc>
+          <w:tcPr>
+            <w:tcW w:type="dxa" w:w="4873"/>
+          </w:tcPr>
+          <w:p>
+            <w:r/>
+            <w:r>
+              <w:rPr>
+                <w:b/>
+              </w:rPr>
+              <w:t>NIGER – APPEL D'OFFRES OUVERT N° 007/2026/ONEN/FONDATION STROMME/DO</w:t>
+            </w:r>
+          </w:p>
+        </w:tc>
+      </w:tr>
+      <w:tr>
+        <w:tc>
+          <w:tcPr>
+            <w:tcW w:type="dxa" w:w="4873"/>
+          </w:tcPr>
+          <w:p>
+            <w:r/>
+            <w:r>
+              <w:rPr>
+                <w:b/>
+              </w:rPr>
+              <w:t>Objet</w:t>
+            </w:r>
+          </w:p>
+        </w:tc>
+        <w:tc>
+          <w:tcPr>
+            <w:tcW w:type="dxa" w:w="4873"/>
+          </w:tcPr>
+          <w:p>
+            <w:r/>
+            <w:r>
+              <w:rPr>
+                <w:b/>
+              </w:rPr>
+              <w:t>CONFECTION DE MOBILIERS SCOLAIRES AU PROFIT DES CENTRES SSA/P IMPLANTÉS DANS LES COMMUNES RURALES DE KOYGOLO ET DE SOKORBÉ (DÉPARTEMENTS DE BOBOYE ET DE LOGA)</w:t>
+            </w:r>
+          </w:p>
+        </w:tc>
+      </w:tr>
+      <w:tr>
+        <w:tc>
+          <w:tcPr>
+            <w:tcW w:type="dxa" w:w="4873"/>
+          </w:tcPr>
+          <w:p>
+            <w:r/>
+            <w:r>
+              <w:rPr>
+                <w:b/>
+              </w:rPr>
+              <w:t>Consistance du lot</w:t>
+            </w:r>
+          </w:p>
+        </w:tc>
+        <w:tc>
+          <w:tcPr>
+            <w:tcW w:type="dxa" w:w="4873"/>
+          </w:tcPr>
+          <w:p>
+            <w:r/>
+            <w:r>
+              <w:t>200 tables-bancs · 20 bureaux enseignant · 20 chaises · 20 tableaux à chevalet · 20 règles graduées · 20 cadres de hangars métalliques · transport et livraison dans les 20 centres</w:t>
+            </w:r>
+          </w:p>
+        </w:tc>
+      </w:tr>
+      <w:tr>
+        <w:tc>
+          <w:tcPr>
+            <w:tcW w:type="dxa" w:w="4873"/>
+          </w:tcPr>
+          <w:p>
+            <w:r/>
+            <w:r>
+              <w:rPr>
+                <w:b/>
+              </w:rPr>
+              <w:t>Mention d'enveloppe</w:t>
+            </w:r>
+          </w:p>
+        </w:tc>
+        <w:tc>
+          <w:tcPr>
+            <w:tcW w:type="dxa" w:w="4873"/>
+          </w:tcPr>
+          <w:p>
+            <w:r/>
+            <w:r>
+              <w:t xml:space="preserve">ENVELOPPE A — OFFRE TECHNIQUE </w:t>
+            </w:r>
+            <w:r>
+              <w:rPr>
+                <w:b/>
+              </w:rPr>
+              <w:t>/</w:t>
+            </w:r>
+            <w:r>
+              <w:t xml:space="preserve"> ENVELOPPE B — OFFRE FINANCIÈRE</w:t>
+            </w:r>
+          </w:p>
+        </w:tc>
+      </w:tr>
+      <w:tr>
+        <w:tc>
+          <w:tcPr>
+            <w:tcW w:type="dxa" w:w="4873"/>
+          </w:tcPr>
+          <w:p>
+            <w:r/>
+            <w:r>
+              <w:rPr>
+                <w:b/>
+              </w:rPr>
+              <w:t>Pied de page</w:t>
+            </w:r>
+          </w:p>
+        </w:tc>
+        <w:tc>
+          <w:tcPr>
+            <w:tcW w:type="dxa" w:w="4873"/>
+          </w:tcPr>
+          <w:p>
+            <w:r/>
+            <w:r>
+              <w:t>Offre présentée par MERCURE SARL, coordonnées, RCCM, NIF, date et signature du Directeur Général</w:t>
+            </w:r>
+          </w:p>
+        </w:tc>
+      </w:tr>
+    </w:tbl>
+    <w:p/>
     <w:p>
       <w:r>
         <w:rPr>
           <w:b/>
         </w:rPr>
-        <w:t>Objet :</w:t>
+        <w:t>À faire avant dépôt :</w:t>
       </w:r>
       <w:r>
-        <w:t xml:space="preserve"> « La Sélection d'un prestataire pour la confection des mobiliers scolaires au profit des centres SSA/P implantés dans les communes rurales de Koygolo et de Sokorbé respectivement dans les départements de Boboye et de Loga »</w:t>
-      </w:r>
-    </w:p>
-    <w:p>
-      <w:r>
-        <w:rPr>
-          <w:b/>
-        </w:rPr>
-        <w:t>Lot unique</w:t>
-      </w:r>
-    </w:p>
-    <w:p>
-      <w:pPr>
-        <w:jc w:val="center"/>
-      </w:pPr>
-      <w:r>
-        <w:rPr>
-          <w:color w:val="999999"/>
-        </w:rPr>
-        <w:t>____________________________________________________________</w:t>
-      </w:r>
-    </w:p>
-    <w:p>
-      <w:pPr>
-        <w:pStyle w:val="Heading3"/>
-      </w:pPr>
-      <w:r/>
-      <w:r>
-        <w:t>☐ ENVELOPPE A — OFFRE TECHNIQUE</w:t>
-      </w:r>
-    </w:p>
-    <w:p>
-      <w:pPr>
-        <w:pStyle w:val="Heading3"/>
-      </w:pPr>
-      <w:r/>
-      <w:r>
-        <w:t>☐ ENVELOPPE B — OFFRE FINANCIÈRE</w:t>
-      </w:r>
-    </w:p>
-    <w:p>
-      <w:r>
-        <w:rPr>
-          <w:i/>
-        </w:rPr>
-        <w:t>(cocher la mention correspondante sur chaque page de garde)</w:t>
-      </w:r>
-    </w:p>
-    <w:p>
-      <w:pPr>
-        <w:jc w:val="center"/>
-      </w:pPr>
-      <w:r>
-        <w:rPr>
-          <w:color w:val="999999"/>
-        </w:rPr>
-        <w:t>____________________________________________________________</w:t>
-      </w:r>
-    </w:p>
-    <w:p>
-      <w:r>
-        <w:rPr>
-          <w:b/>
-        </w:rPr>
-        <w:t>Autorité contractante :</w:t>
-      </w:r>
-      <w:r>
-        <w:t xml:space="preserve"> Organisation Nigérienne des Éducateurs Novateurs (ONG ONEN) Coordination Régionale de Dosso — BP : 2932</w:t>
-      </w:r>
-    </w:p>
-    <w:p>
-      <w:r>
-        <w:rPr>
-          <w:b/>
-        </w:rPr>
-        <w:t>Partenaire financier :</w:t>
-      </w:r>
-      <w:r>
-        <w:t xml:space="preserve"> Fondation Stromme Niger</w:t>
-      </w:r>
-    </w:p>
-    <w:p>
-      <w:r>
-        <w:rPr>
-          <w:b/>
-        </w:rPr>
-        <w:t>Date limite de dépôt :</w:t>
-      </w:r>
-      <w:r>
-        <w:t xml:space="preserve"> vendredi 04 septembre 2026</w:t>
-      </w:r>
-    </w:p>
-    <w:p>
-      <w:pPr>
-        <w:jc w:val="center"/>
-      </w:pPr>
-      <w:r>
-        <w:rPr>
-          <w:color w:val="999999"/>
-        </w:rPr>
-        <w:t>____________________________________________________________</w:t>
-      </w:r>
-    </w:p>
-    <w:p>
-      <w:r>
-        <w:t>Fait à Niamey, le ……… / ……… / 2026</w:t>
-      </w:r>
-    </w:p>
-    <w:p>
-      <w:r>
-        <w:rPr>
-          <w:b/>
-        </w:rPr>
-        <w:t>Le Directeur Général</w:t>
-      </w:r>
-    </w:p>
-    <w:p>
-      <w:r>
-        <w:rPr>
-          <w:b/>
-        </w:rPr>
-        <w:t>M. William TANOUS MELHEM AWAD</w:t>
-      </w:r>
-    </w:p>
-    <w:p>
-      <w:r>
-        <w:rPr>
-          <w:i/>
-        </w:rPr>
-        <w:t>(Signature et cachet)</w:t>
+        <w:t xml:space="preserve"> dater, signer et apposer le cachet MERCURE SARL en bas de chaque page de garde.</w:t>
       </w:r>
     </w:p>
     <w:sectPr>

--- a/DAO/2026-ONEN-MOBILIERS-SCOLAIRES/docx/01_PAGE_DE_GARDE.docx
+++ b/DAO/2026-ONEN-MOBILIERS-SCOLAIRES/docx/01_PAGE_DE_GARDE.docx
@@ -16,7 +16,13 @@
         <w:pStyle w:val="IntenseQuote"/>
       </w:pPr>
       <w:r>
-        <w:t>**La page de garde est fournie en version imprimable (PDF), au format habituel de</w:t>
+        <w:rPr>
+          <w:b/>
+        </w:rPr>
+        <w:t>Fichier à imprimer : `PAGE_DE_GARDE.pdf`</w:t>
+      </w:r>
+      <w:r>
+        <w:t xml:space="preserve"> (format A4, couleur).</w:t>
       </w:r>
     </w:p>
     <w:p>
@@ -24,7 +30,22 @@
         <w:pStyle w:val="IntenseQuote"/>
       </w:pPr>
       <w:r>
-        <w:t>MERCURE SARL :**</w:t>
+        <w:rPr>
+          <w:b/>
+        </w:rPr>
+        <w:t>Imprimer en deux (02) exemplaires :</w:t>
+      </w:r>
+      <w:r>
+        <w:t xml:space="preserve"> un placé en tête de l'</w:t>
+      </w:r>
+      <w:r>
+        <w:rPr>
+          <w:b/>
+        </w:rPr>
+        <w:t>ENVELOPPE A</w:t>
+      </w:r>
+      <w:r>
+        <w:t xml:space="preserve"> (offre</w:t>
       </w:r>
     </w:p>
     <w:p>
@@ -32,25 +53,16 @@
         <w:pStyle w:val="IntenseQuote"/>
       </w:pPr>
       <w:r>
-        <w:t xml:space="preserve">- </w:t>
-      </w:r>
-      <w:r>
-        <w:rPr>
-          <w:rFonts w:ascii="Consolas" w:hAnsi="Consolas"/>
-        </w:rPr>
-        <w:t>PAGE_DE_GARDE_technique.pdf</w:t>
-      </w:r>
-      <w:r>
-        <w:t xml:space="preserve"> → à placer </w:t>
+        <w:t>technique), avant le sommaire, et un en tête de l'</w:t>
       </w:r>
       <w:r>
         <w:rPr>
           <w:b/>
         </w:rPr>
-        <w:t>en tête de l'ENVELOPPE A</w:t>
+        <w:t>ENVELOPPE B</w:t>
       </w:r>
       <w:r>
-        <w:t>, avant le sommaire ;</w:t>
+        <w:t xml:space="preserve"> (offre financière).</w:t>
       </w:r>
     </w:p>
     <w:p>
@@ -58,25 +70,7 @@
         <w:pStyle w:val="IntenseQuote"/>
       </w:pPr>
       <w:r>
-        <w:t xml:space="preserve">- </w:t>
-      </w:r>
-      <w:r>
-        <w:rPr>
-          <w:rFonts w:ascii="Consolas" w:hAnsi="Consolas"/>
-        </w:rPr>
-        <w:t>PAGE_DE_GARDE_financiere.pdf</w:t>
-      </w:r>
-      <w:r>
-        <w:t xml:space="preserve"> → à placer </w:t>
-      </w:r>
-      <w:r>
-        <w:rPr>
-          <w:b/>
-        </w:rPr>
-        <w:t>en tête de l'ENVELOPPE B</w:t>
-      </w:r>
-      <w:r>
-        <w:t>.</w:t>
+        <w:t>La mention « OFFRE TECHNIQUE » / « OFFRE FINANCIÈRE » figure sur les enveloppes</w:t>
       </w:r>
     </w:p>
     <w:p>
@@ -84,48 +78,7 @@
         <w:pStyle w:val="IntenseQuote"/>
       </w:pPr>
       <w:r>
-        <w:t xml:space="preserve">Les fichiers sources modifiables se trouvent dans le dossier </w:t>
-      </w:r>
-      <w:r>
-        <w:rPr>
-          <w:rFonts w:ascii="Consolas" w:hAnsi="Consolas"/>
-        </w:rPr>
-        <w:t>assets/</w:t>
-      </w:r>
-    </w:p>
-    <w:p>
-      <w:pPr>
-        <w:pStyle w:val="IntenseQuote"/>
-      </w:pPr>
-      <w:r>
-        <w:t>(</w:t>
-      </w:r>
-      <w:r>
-        <w:rPr>
-          <w:rFonts w:ascii="Consolas" w:hAnsi="Consolas"/>
-        </w:rPr>
-        <w:t>page_de_garde.html</w:t>
-      </w:r>
-      <w:r>
-        <w:t xml:space="preserve">, </w:t>
-      </w:r>
-      <w:r>
-        <w:rPr>
-          <w:rFonts w:ascii="Consolas" w:hAnsi="Consolas"/>
-        </w:rPr>
-        <w:t>entete_mercure.png</w:t>
-      </w:r>
-      <w:r>
-        <w:t xml:space="preserve">, </w:t>
-      </w:r>
-      <w:r>
-        <w:rPr>
-          <w:rFonts w:ascii="Consolas" w:hAnsi="Consolas"/>
-        </w:rPr>
-        <w:t>logo_onen.jpg</w:t>
-      </w:r>
-      <w:r>
-        <w:t>).</w:t>
+        <w:t>elles-mêmes (voir pièce n° 11).</w:t>
       </w:r>
     </w:p>
     <w:p>
@@ -134,7 +87,270 @@
       </w:pPr>
       <w:r/>
       <w:r>
-        <w:t>Éléments repris de la maquette MERCURE SARL</w:t>
+        <w:t>Maquette</w:t>
+      </w:r>
+    </w:p>
+    <w:p>
+      <w:r>
+        <w:t xml:space="preserve">La page reprend </w:t>
+      </w:r>
+      <w:r>
+        <w:rPr>
+          <w:b/>
+        </w:rPr>
+        <w:t>à l'identique la maquette habituelle de MERCURE SARL</w:t>
+      </w:r>
+      <w:r>
+        <w:t xml:space="preserve"> (celle du dossier HKI – DAO NE-Sol132) : en-tête, certifications, bandeaux photos de nos activités et mise en page inchangés. </w:t>
+      </w:r>
+      <w:r>
+        <w:rPr>
+          <w:b/>
+        </w:rPr>
+        <w:t>Seuls trois éléments ont été modifiés :</w:t>
+      </w:r>
+    </w:p>
+    <w:tbl>
+      <w:tblPr>
+        <w:tblStyle w:val="TableGrid"/>
+        <w:tblW w:type="auto" w:w="0"/>
+        <w:tblLook w:firstColumn="1" w:firstRow="1" w:lastColumn="0" w:lastRow="0" w:noHBand="0" w:noVBand="1" w:val="04A0"/>
+      </w:tblPr>
+      <w:tblGrid>
+        <w:gridCol w:w="3249"/>
+        <w:gridCol w:w="3249"/>
+        <w:gridCol w:w="3249"/>
+      </w:tblGrid>
+      <w:tr>
+        <w:tc>
+          <w:tcPr>
+            <w:tcW w:type="dxa" w:w="3249"/>
+          </w:tcPr>
+          <w:p>
+            <w:r>
+              <w:rPr>
+                <w:b/>
+              </w:rPr>
+            </w:r>
+            <w:r>
+              <w:rPr>
+                <w:b/>
+              </w:rPr>
+              <w:t>Élément</w:t>
+            </w:r>
+          </w:p>
+        </w:tc>
+        <w:tc>
+          <w:tcPr>
+            <w:tcW w:type="dxa" w:w="3249"/>
+          </w:tcPr>
+          <w:p>
+            <w:r>
+              <w:rPr>
+                <w:b/>
+              </w:rPr>
+            </w:r>
+            <w:r>
+              <w:rPr>
+                <w:b/>
+              </w:rPr>
+              <w:t>Maquette d'origine</w:t>
+            </w:r>
+          </w:p>
+        </w:tc>
+        <w:tc>
+          <w:tcPr>
+            <w:tcW w:type="dxa" w:w="3249"/>
+          </w:tcPr>
+          <w:p>
+            <w:r>
+              <w:rPr>
+                <w:b/>
+              </w:rPr>
+            </w:r>
+            <w:r>
+              <w:rPr>
+                <w:b/>
+              </w:rPr>
+              <w:t>Page de garde ONEN</w:t>
+            </w:r>
+          </w:p>
+        </w:tc>
+      </w:tr>
+      <w:tr>
+        <w:tc>
+          <w:tcPr>
+            <w:tcW w:type="dxa" w:w="3249"/>
+          </w:tcPr>
+          <w:p>
+            <w:r/>
+            <w:r>
+              <w:rPr>
+                <w:b/>
+              </w:rPr>
+              <w:t>Emblème du client</w:t>
+            </w:r>
+          </w:p>
+        </w:tc>
+        <w:tc>
+          <w:tcPr>
+            <w:tcW w:type="dxa" w:w="3249"/>
+          </w:tcPr>
+          <w:p>
+            <w:r/>
+            <w:r>
+              <w:t>Helen Keller Intl</w:t>
+            </w:r>
+          </w:p>
+        </w:tc>
+        <w:tc>
+          <w:tcPr>
+            <w:tcW w:type="dxa" w:w="3249"/>
+          </w:tcPr>
+          <w:p>
+            <w:r/>
+            <w:r>
+              <w:rPr>
+                <w:b/>
+              </w:rPr>
+              <w:t>Logo de l'ONG ONEN</w:t>
+            </w:r>
+            <w:r>
+              <w:t xml:space="preserve"> + « ORGANISATION NIGÉRIENNE DES ÉDUCATEURS NOVATEURS — ONG – ONEN »</w:t>
+            </w:r>
+          </w:p>
+        </w:tc>
+      </w:tr>
+      <w:tr>
+        <w:tc>
+          <w:tcPr>
+            <w:tcW w:type="dxa" w:w="3249"/>
+          </w:tcPr>
+          <w:p>
+            <w:r/>
+            <w:r>
+              <w:rPr>
+                <w:b/>
+              </w:rPr>
+              <w:t>Référence du DAO</w:t>
+            </w:r>
+          </w:p>
+        </w:tc>
+        <w:tc>
+          <w:tcPr>
+            <w:tcW w:type="dxa" w:w="3249"/>
+          </w:tcPr>
+          <w:p>
+            <w:r/>
+            <w:r>
+              <w:t>NIGER – DAO NE-Sol132</w:t>
+            </w:r>
+          </w:p>
+        </w:tc>
+        <w:tc>
+          <w:tcPr>
+            <w:tcW w:type="dxa" w:w="3249"/>
+          </w:tcPr>
+          <w:p>
+            <w:r/>
+            <w:r>
+              <w:rPr>
+                <w:b/>
+              </w:rPr>
+              <w:t>NIGER – APPEL D'OFFRES OUVERT N° 007/2026/ONEN/FONDATION STROMME/DO</w:t>
+            </w:r>
+          </w:p>
+        </w:tc>
+      </w:tr>
+      <w:tr>
+        <w:tc>
+          <w:tcPr>
+            <w:tcW w:type="dxa" w:w="3249"/>
+          </w:tcPr>
+          <w:p>
+            <w:r/>
+            <w:r>
+              <w:rPr>
+                <w:b/>
+              </w:rPr>
+              <w:t>Objet</w:t>
+            </w:r>
+          </w:p>
+        </w:tc>
+        <w:tc>
+          <w:tcPr>
+            <w:tcW w:type="dxa" w:w="3249"/>
+          </w:tcPr>
+          <w:p>
+            <w:r/>
+            <w:r>
+              <w:t>ACHAT DE FOURNITURES DE BUREAU</w:t>
+            </w:r>
+          </w:p>
+        </w:tc>
+        <w:tc>
+          <w:tcPr>
+            <w:tcW w:type="dxa" w:w="3249"/>
+          </w:tcPr>
+          <w:p>
+            <w:r/>
+            <w:r>
+              <w:rPr>
+                <w:b/>
+              </w:rPr>
+              <w:t>CONFECTION DE MOBILIERS SCOLAIRES AU PROFIT DES CENTRES SSA/P DE KOYGOLO ET DE SOKORBÉ</w:t>
+            </w:r>
+          </w:p>
+        </w:tc>
+      </w:tr>
+    </w:tbl>
+    <w:p/>
+    <w:p>
+      <w:r>
+        <w:t>L'adresse du site web de l'en-tête a par ailleurs été mise à jour en</w:t>
+      </w:r>
+    </w:p>
+    <w:p>
+      <w:r>
+        <w:rPr>
+          <w:b/>
+        </w:rPr>
+        <w:t>www.mercure-sarl.org</w:t>
+      </w:r>
+      <w:r>
+        <w:t xml:space="preserve"> (l'e-mail </w:t>
+      </w:r>
+      <w:r>
+        <w:rPr>
+          <w:b/>
+        </w:rPr>
+        <w:t>mercure.niger@gmail.com</w:t>
+      </w:r>
+      <w:r>
+        <w:t xml:space="preserve"> est inchangé).</w:t>
+      </w:r>
+    </w:p>
+    <w:p>
+      <w:r>
+        <w:t xml:space="preserve">Tous les bandeaux photos illustrant nos activités (mobilier de bureau, informatique, bureautique, quincaillerie, énergie) sont </w:t>
+      </w:r>
+      <w:r>
+        <w:rPr>
+          <w:b/>
+        </w:rPr>
+        <w:t>conservés tels quels</w:t>
+      </w:r>
+      <w:r>
+        <w:t>.</w:t>
+      </w:r>
+    </w:p>
+    <w:p>
+      <w:pPr>
+        <w:pStyle w:val="Heading2"/>
+      </w:pPr>
+      <w:r/>
+      <w:r>
+        <w:t>Fichiers sources</w:t>
       </w:r>
     </w:p>
     <w:tbl>
@@ -162,7 +378,7 @@
               <w:rPr>
                 <w:b/>
               </w:rPr>
-              <w:t>Zone</w:t>
+              <w:t>Fichier</w:t>
             </w:r>
           </w:p>
         </w:tc>
@@ -180,7 +396,7 @@
               <w:rPr>
                 <w:b/>
               </w:rPr>
-              <w:t>Contenu</w:t>
+              <w:t>Rôle</w:t>
             </w:r>
           </w:p>
         </w:tc>
@@ -194,9 +410,9 @@
             <w:r/>
             <w:r>
               <w:rPr>
-                <w:b/>
+                <w:rFonts w:ascii="Consolas" w:hAnsi="Consolas"/>
               </w:rPr>
-              <w:t>En-tête</w:t>
+              <w:t>assets/page_de_garde.py</w:t>
             </w:r>
           </w:p>
         </w:tc>
@@ -207,31 +423,25 @@
           <w:p>
             <w:r/>
             <w:r>
-              <w:t xml:space="preserve">Logo et en-tête MERCURE SARL (certifications Microsoft, Cisco, CompTIA), adresse 41 Rue de la COPRO, BP 11 974 Niamey, Tél. (227) 20 73 40 29 / 20 73 57 23, Fax (227) 20 73 37 04, </w:t>
+              <w:t xml:space="preserve">Script de génération — modifier les lignes </w:t>
             </w:r>
             <w:r>
               <w:rPr>
-                <w:b/>
+                <w:rFonts w:ascii="Consolas" w:hAnsi="Consolas"/>
               </w:rPr>
-              <w:t>E-mail : mercure.niger@gmail.com</w:t>
+              <w:t>REF</w:t>
             </w:r>
             <w:r>
-              <w:t xml:space="preserve">, </w:t>
+              <w:t xml:space="preserve"> et </w:t>
             </w:r>
             <w:r>
               <w:rPr>
-                <w:b/>
+                <w:rFonts w:ascii="Consolas" w:hAnsi="Consolas"/>
               </w:rPr>
-              <w:t>Site : www.mercure-sarl.org</w:t>
+              <w:t>OBJET</w:t>
             </w:r>
             <w:r>
-              <w:t xml:space="preserve">, activités, </w:t>
-            </w:r>
-            <w:r>
-              <w:rPr>
-                <w:b/>
-              </w:rPr>
-              <w:t>RCCM : NI-NIM-2004-B 717 — NIF : 1392/R</w:t>
+              <w:t xml:space="preserve"> pour réutiliser la page sur un autre appel d'offres</w:t>
             </w:r>
           </w:p>
         </w:tc>
@@ -245,9 +455,9 @@
             <w:r/>
             <w:r>
               <w:rPr>
-                <w:b/>
+                <w:rFonts w:ascii="Consolas" w:hAnsi="Consolas"/>
               </w:rPr>
-              <w:t>Emblème du client</w:t>
+              <w:t>assets/maquette_mercure_source.jpg</w:t>
             </w:r>
           </w:p>
         </w:tc>
@@ -258,19 +468,7 @@
           <w:p>
             <w:r/>
             <w:r>
-              <w:rPr>
-                <w:b/>
-              </w:rPr>
-              <w:t>Logo de l'ONG ONEN</w:t>
-            </w:r>
-            <w:r>
-              <w:t xml:space="preserve"> (Organisation Nigérienne des Éducateurs Novateurs) </w:t>
-            </w:r>
-            <w:r>
-              <w:rPr>
-                <w:i/>
-              </w:rPr>
-              <w:t>(remplace le logo Helen Keller Intl de la maquette précédente)</w:t>
+              <w:t>Maquette MERCURE d'origine (scan du dossier HKI)</w:t>
             </w:r>
           </w:p>
         </w:tc>
@@ -284,9 +482,9 @@
             <w:r/>
             <w:r>
               <w:rPr>
-                <w:b/>
+                <w:rFonts w:ascii="Consolas" w:hAnsi="Consolas"/>
               </w:rPr>
-              <w:t>Identification du client</w:t>
+              <w:t>assets/logo_onen.jpg</w:t>
             </w:r>
           </w:p>
         </w:tc>
@@ -297,7 +495,7 @@
           <w:p>
             <w:r/>
             <w:r>
-              <w:t>ONG – ONEN, Coordination Régionale de Dosso, BP : 2932 — Partenaire financier : Fondation Stromme Niger</w:t>
+              <w:t>Emblème du client</w:t>
             </w:r>
           </w:p>
         </w:tc>
@@ -311,9 +509,9 @@
             <w:r/>
             <w:r>
               <w:rPr>
-                <w:b/>
+                <w:rFonts w:ascii="Consolas" w:hAnsi="Consolas"/>
               </w:rPr>
-              <w:t>Référence du DAO</w:t>
+              <w:t>assets/page_de_garde.png</w:t>
             </w:r>
           </w:p>
         </w:tc>
@@ -324,10 +522,7 @@
           <w:p>
             <w:r/>
             <w:r>
-              <w:rPr>
-                <w:b/>
-              </w:rPr>
-              <w:t>NIGER – APPEL D'OFFRES OUVERT N° 007/2026/ONEN/FONDATION STROMME/DO</w:t>
+              <w:t>Page générée, en image</w:t>
             </w:r>
           </w:p>
         </w:tc>
@@ -341,9 +536,9 @@
             <w:r/>
             <w:r>
               <w:rPr>
-                <w:b/>
+                <w:rFonts w:ascii="Consolas" w:hAnsi="Consolas"/>
               </w:rPr>
-              <w:t>Objet</w:t>
+              <w:t>assets/entete_mercure.png</w:t>
             </w:r>
           </w:p>
         </w:tc>
@@ -354,100 +549,7 @@
           <w:p>
             <w:r/>
             <w:r>
-              <w:rPr>
-                <w:b/>
-              </w:rPr>
-              <w:t>CONFECTION DE MOBILIERS SCOLAIRES AU PROFIT DES CENTRES SSA/P IMPLANTÉS DANS LES COMMUNES RURALES DE KOYGOLO ET DE SOKORBÉ (DÉPARTEMENTS DE BOBOYE ET DE LOGA)</w:t>
-            </w:r>
-          </w:p>
-        </w:tc>
-      </w:tr>
-      <w:tr>
-        <w:tc>
-          <w:tcPr>
-            <w:tcW w:type="dxa" w:w="4873"/>
-          </w:tcPr>
-          <w:p>
-            <w:r/>
-            <w:r>
-              <w:rPr>
-                <w:b/>
-              </w:rPr>
-              <w:t>Consistance du lot</w:t>
-            </w:r>
-          </w:p>
-        </w:tc>
-        <w:tc>
-          <w:tcPr>
-            <w:tcW w:type="dxa" w:w="4873"/>
-          </w:tcPr>
-          <w:p>
-            <w:r/>
-            <w:r>
-              <w:t>200 tables-bancs · 20 bureaux enseignant · 20 chaises · 20 tableaux à chevalet · 20 règles graduées · 20 cadres de hangars métalliques · transport et livraison dans les 20 centres</w:t>
-            </w:r>
-          </w:p>
-        </w:tc>
-      </w:tr>
-      <w:tr>
-        <w:tc>
-          <w:tcPr>
-            <w:tcW w:type="dxa" w:w="4873"/>
-          </w:tcPr>
-          <w:p>
-            <w:r/>
-            <w:r>
-              <w:rPr>
-                <w:b/>
-              </w:rPr>
-              <w:t>Mention d'enveloppe</w:t>
-            </w:r>
-          </w:p>
-        </w:tc>
-        <w:tc>
-          <w:tcPr>
-            <w:tcW w:type="dxa" w:w="4873"/>
-          </w:tcPr>
-          <w:p>
-            <w:r/>
-            <w:r>
-              <w:t xml:space="preserve">ENVELOPPE A — OFFRE TECHNIQUE </w:t>
-            </w:r>
-            <w:r>
-              <w:rPr>
-                <w:b/>
-              </w:rPr>
-              <w:t>/</w:t>
-            </w:r>
-            <w:r>
-              <w:t xml:space="preserve"> ENVELOPPE B — OFFRE FINANCIÈRE</w:t>
-            </w:r>
-          </w:p>
-        </w:tc>
-      </w:tr>
-      <w:tr>
-        <w:tc>
-          <w:tcPr>
-            <w:tcW w:type="dxa" w:w="4873"/>
-          </w:tcPr>
-          <w:p>
-            <w:r/>
-            <w:r>
-              <w:rPr>
-                <w:b/>
-              </w:rPr>
-              <w:t>Pied de page</w:t>
-            </w:r>
-          </w:p>
-        </w:tc>
-        <w:tc>
-          <w:tcPr>
-            <w:tcW w:type="dxa" w:w="4873"/>
-          </w:tcPr>
-          <w:p>
-            <w:r/>
-            <w:r>
-              <w:t>Offre présentée par MERCURE SARL, coordonnées, RCCM, NIF, date et signature du Directeur Général</w:t>
+              <w:t>En-tête MERCURE seul (site corrigé), réutilisable sur les autres pièces</w:t>
             </w:r>
           </w:p>
         </w:tc>
@@ -462,7 +564,7 @@
         <w:t>À faire avant dépôt :</w:t>
       </w:r>
       <w:r>
-        <w:t xml:space="preserve"> dater, signer et apposer le cachet MERCURE SARL en bas de chaque page de garde.</w:t>
+        <w:t xml:space="preserve"> dater, signer et apposer le cachet MERCURE SARL au bas de chaque page de garde.</w:t>
       </w:r>
     </w:p>
     <w:sectPr>
